--- a/Part-Two-Ch10-Backlash-and-Broken-Promises/The Birth of Jim Crow.docx
+++ b/Part-Two-Ch10-Backlash-and-Broken-Promises/The Birth of Jim Crow.docx
@@ -9,25 +9,22 @@
         <w:tblLook w:firstColumn="1" w:firstRow="1" w:lastColumn="0" w:lastRow="0" w:noHBand="0" w:noVBand="1" w:val="04A0"/>
       </w:tblPr>
       <w:tblGrid>
-        <w:gridCol w:w="9936"/>
+        <w:gridCol w:w="10224"/>
       </w:tblGrid>
       <w:tr>
         <w:tc>
           <w:tcPr>
-            <w:tcW w:type="dxa" w:w="9936"/>
+            <w:tcW w:type="dxa" w:w="10224"/>
             <w:shd w:val="clear" w:fill="B1442F"/>
           </w:tcPr>
           <w:p>
-            <w:pPr>
-              <w:jc w:val="left"/>
-            </w:pPr>
             <w:r>
               <w:rPr>
                 <w:b/>
                 <w:color w:val="FFE6DE"/>
                 <w:sz w:val="18"/>
               </w:rPr>
-              <w:t>CHAPTER 10 · DEEP DIVE · A HOUSE DIVIDED</w:t>
+              <w:t>PROMISE &amp; PRACTICE  ·  DEEP DIVE  ·  SOURCE ANALYSIS</w:t>
             </w:r>
           </w:p>
           <w:p>
@@ -35,18 +32,19 @@
               <w:rPr>
                 <w:b/>
                 <w:color w:val="FFFFFF"/>
-                <w:sz w:val="40"/>
+                <w:sz w:val="42"/>
               </w:rPr>
-              <w:t>The Birth of Jim Crow</w:t>
+              <w:t>The Birth of Jim Crow — A House Divided</w:t>
             </w:r>
           </w:p>
           <w:p>
             <w:r>
               <w:rPr>
+                <w:i/>
                 <w:color w:val="FFE6DE"/>
-                <w:sz w:val="21"/>
+                <w:sz w:val="22"/>
               </w:rPr>
-              <w:t>How “Redemption” turned the promises of Reconstruction into a system of legal segregation and disenfranchisement. 1877–1900s.</w:t>
+              <w:t>From a Second Founding to Jim Crow</w:t>
             </w:r>
           </w:p>
         </w:tc>
@@ -64,7 +62,7 @@
         <w:rPr>
           <w:sz w:val="21"/>
         </w:rPr>
-        <w:t xml:space="preserve">__________________________    </w:t>
+        <w:t xml:space="preserve">______________________________    </w:t>
       </w:r>
       <w:r>
         <w:rPr>
@@ -90,30 +88,179 @@
         <w:rPr>
           <w:sz w:val="21"/>
         </w:rPr>
-        <w:t>______________</w:t>
+        <w:t>________________</w:t>
+      </w:r>
+    </w:p>
+    <w:tbl>
+      <w:tblPr>
+        <w:tblW w:type="auto" w:w="0"/>
+        <w:tblLayout w:type="autofit"/>
+        <w:tblLook w:firstColumn="1" w:firstRow="1" w:lastColumn="0" w:lastRow="0" w:noHBand="0" w:noVBand="1" w:val="04A0"/>
+      </w:tblPr>
+      <w:tblGrid>
+        <w:gridCol w:w="10224"/>
+      </w:tblGrid>
+      <w:tr>
+        <w:tc>
+          <w:tcPr>
+            <w:tcW w:type="dxa" w:w="10224"/>
+            <w:shd w:val="clear" w:fill="f4c04e"/>
+          </w:tcPr>
+          <w:p>
+            <w:r>
+              <w:rPr>
+                <w:b/>
+                <w:color w:val="5A4512"/>
+                <w:sz w:val="19"/>
+              </w:rPr>
+              <w:t xml:space="preserve">WHAT I CAN DO TODAY   </w:t>
+            </w:r>
+            <w:r>
+              <w:rPr>
+                <w:color w:val="5A4512"/>
+                <w:sz w:val="21"/>
+              </w:rPr>
+              <w:t>I can read primary sources about The Birth of Jim Crow — A House Divided, weigh who made each one and why, and use evidence to answer historical questions.</w:t>
+            </w:r>
+          </w:p>
+        </w:tc>
+      </w:tr>
+    </w:tbl>
+    <w:p>
+      <w:r>
+        <w:rPr>
+          <w:b/>
+          <w:color w:val="B1442F"/>
+        </w:rPr>
+        <w:t xml:space="preserve">Directions. </w:t>
+      </w:r>
+      <w:r>
+        <w:rPr>
+          <w:sz w:val="22"/>
+        </w:rPr>
+        <w:t>Compare the beginning and the end of this era. The distance between them is the whole story</w:t>
       </w:r>
     </w:p>
     <w:p/>
     <w:p>
       <w:r>
         <w:rPr>
+          <w:b/>
+          <w:color w:val="B1442F"/>
+          <w:sz w:val="26"/>
+        </w:rPr>
+        <w:t>THE SOURCES</w:t>
+      </w:r>
+    </w:p>
+    <w:p>
+      <w:pPr>
+        <w:spacing w:before="160"/>
+      </w:pPr>
+      <w:r>
+        <w:rPr>
+          <w:b/>
+          <w:color w:val="1C1714"/>
+          <w:sz w:val="23"/>
+        </w:rPr>
+        <w:t>THE IMAGE · 1868  —  “This Is a White Man's Government”</w:t>
+      </w:r>
+    </w:p>
+    <w:p>
+      <w:pPr>
+        <w:jc w:val="center"/>
+      </w:pPr>
+      <w:r>
+        <w:drawing>
+          <wp:inline xmlns:a="http://schemas.openxmlformats.org/drawingml/2006/main" xmlns:pic="http://schemas.openxmlformats.org/drawingml/2006/picture">
+            <wp:extent cx="3931920" cy="5784894"/>
+            <wp:docPr id="1" name="Picture 1"/>
+            <wp:cNvGraphicFramePr>
+              <a:graphicFrameLocks noChangeAspect="1"/>
+            </wp:cNvGraphicFramePr>
+            <a:graphic>
+              <a:graphicData uri="http://schemas.openxmlformats.org/drawingml/2006/picture">
+                <pic:pic>
+                  <pic:nvPicPr>
+                    <pic:cNvPr id="0" name="image.jpg"/>
+                    <pic:cNvPicPr/>
+                  </pic:nvPicPr>
+                  <pic:blipFill>
+                    <a:blip r:embed="rId9"/>
+                    <a:stretch>
+                      <a:fillRect/>
+                    </a:stretch>
+                  </pic:blipFill>
+                  <pic:spPr>
+                    <a:xfrm>
+                      <a:off x="0" y="0"/>
+                      <a:ext cx="3931920" cy="5784894"/>
+                    </a:xfrm>
+                    <a:prstGeom prst="rect"/>
+                  </pic:spPr>
+                </pic:pic>
+              </a:graphicData>
+            </a:graphic>
+          </wp:inline>
+        </w:drawing>
+      </w:r>
+    </w:p>
+    <w:p>
+      <w:r>
+        <w:rPr>
+          <w:color w:val="6A6256"/>
+          <w:sz w:val="17"/>
+        </w:rPr>
+        <w:t>“This Is a White Man's Government” — wood engraving by Thomas Nast, Harper's Weekly, 1868, public domain (Library of Congress).</w:t>
+      </w:r>
+    </w:p>
+    <w:p>
+      <w:pPr>
+        <w:spacing w:before="160"/>
+      </w:pPr>
+      <w:r>
+        <w:rPr>
+          <w:b/>
+          <w:color w:val="1C1714"/>
+          <w:sz w:val="23"/>
+        </w:rPr>
+        <w:t>SOURCE · THE TOOLS OF JIM CROW  —  How rights were hollowed out</w:t>
+      </w:r>
+    </w:p>
+    <w:p>
+      <w:pPr>
+        <w:ind w:left="432"/>
+      </w:pPr>
+      <w:r>
+        <w:rPr>
           <w:i/>
           <w:color w:val="1C1714"/>
           <w:sz w:val="22"/>
         </w:rPr>
-        <w:t>How “Redemption” turned the promises of Reconstruction into a system of legal segregation and disenfranchisement. 1877–1900s.</w:t>
+        <w:t>To take the vote: poll taxes, literacy tests, grandfather clauses — none mentioning race, but all aimed at Black voters (registration fell 90%+ in some states).</w:t>
+        <w:br/>
+        <w:t>To enforce separation: segregation laws in schools, transit, and public life, upheld as “separate but equal” in Plessy v. Ferguson (1896).</w:t>
+        <w:br/>
+        <w:t>— summarized from the historical record. Public domain</w:t>
       </w:r>
     </w:p>
     <w:p>
-      <w:pPr>
-        <w:spacing w:after="80"/>
-      </w:pPr>
       <w:r>
         <w:rPr>
-          <w:color w:val="1C1714"/>
-          <w:sz w:val="23"/>
+          <w:color w:val="6A6256"/>
+          <w:sz w:val="17"/>
         </w:rPr>
-        <w:t>How does a nation go from writing equality into its Constitution to building a system of legal inequality — in just one generation?</w:t>
+        <w:t>— summarized from the historical record. Public domain.</w:t>
+      </w:r>
+    </w:p>
+    <w:p/>
+    <w:p>
+      <w:r>
+        <w:rPr>
+          <w:b/>
+          <w:color w:val="B1442F"/>
+          <w:sz w:val="26"/>
+        </w:rPr>
+        <w:t>YOUR WORK</w:t>
       </w:r>
     </w:p>
     <w:p>
@@ -123,44 +270,65 @@
       <w:r>
         <w:rPr>
           <w:b/>
-          <w:color w:val="B1442F"/>
-          <w:sz w:val="28"/>
+          <w:color w:val="FFFFFF"/>
+          <w:sz w:val="20"/>
+          <w:shd w:val="clear" w:fill="B1442F"/>
         </w:rPr>
-        <w:t>The Old Order Returns</w:t>
+        <w:t xml:space="preserve">  QUESTION 1  </w:t>
+      </w:r>
+      <w:r>
+        <w:rPr>
+          <w:b/>
+          <w:color w:val="6A6256"/>
+          <w:sz w:val="18"/>
+        </w:rPr>
+        <w:t xml:space="preserve">   STEP 1 · BEFORE AND AFTER</w:t>
       </w:r>
     </w:p>
     <w:p>
       <w:r>
         <w:rPr>
-          <w:b/>
-          <w:color w:val="6A6256"/>
-          <w:sz w:val="17"/>
+          <w:b w:val="0"/>
+          <w:color w:val="1C1714"/>
+          <w:sz w:val="23"/>
         </w:rPr>
-        <w:t>“REDEMPTION”</w:t>
+        <w:t>Describe the South at Reconstruction's high point (Black voters and officeholders, the new amendments) versus the South under Jim Crow (disenfranchisement, segregation). What changed?</w:t>
       </w:r>
     </w:p>
     <w:p>
       <w:pPr>
-        <w:spacing w:after="80"/>
+        <w:spacing w:after="120"/>
       </w:pPr>
       <w:r>
         <w:rPr>
-          <w:color w:val="1C1714"/>
-          <w:sz w:val="23"/>
+          <w:color w:val="9A9286"/>
+          <w:sz w:val="22"/>
         </w:rPr>
-        <w:t>With federal troops gone after 1877, white Democrats — who called themselves “Redeemers” — took full control of every Southern state. They set out to undo Reconstruction and rebuild white supremacy, now dressed in the language of law.</w:t>
+        <w:t>____________________________________________________________________________________________</w:t>
       </w:r>
     </w:p>
     <w:p>
       <w:pPr>
-        <w:spacing w:after="80"/>
+        <w:spacing w:after="120"/>
       </w:pPr>
       <w:r>
         <w:rPr>
-          <w:color w:val="1C1714"/>
-          <w:sz w:val="23"/>
+          <w:color w:val="9A9286"/>
+          <w:sz w:val="22"/>
         </w:rPr>
-        <w:t>The Reconstruction Amendments were still in the Constitution. But the Redeemers found ways to hollow them out — turning rights on paper into a lived system of inequality called Jim Crow.</w:t>
+        <w:t>____________________________________________________________________________________________</w:t>
+      </w:r>
+    </w:p>
+    <w:p>
+      <w:pPr>
+        <w:spacing w:after="120"/>
+      </w:pPr>
+      <w:r>
+        <w:rPr>
+          <w:color w:val="9A9286"/>
+          <w:sz w:val="22"/>
+        </w:rPr>
+        <w:t>____________________________________________________________________________________________</w:t>
       </w:r>
     </w:p>
     <w:p>
@@ -170,40 +338,77 @@
       <w:r>
         <w:rPr>
           <w:b/>
-          <w:color w:val="B1442F"/>
-          <w:sz w:val="28"/>
+          <w:color w:val="FFFFFF"/>
+          <w:sz w:val="20"/>
+          <w:shd w:val="clear" w:fill="B1442F"/>
         </w:rPr>
-        <w:t>“This Is a White Man's Government”</w:t>
+        <w:t xml:space="preserve">  QUESTION 2  </w:t>
+      </w:r>
+      <w:r>
+        <w:rPr>
+          <w:b/>
+          <w:color w:val="6A6256"/>
+          <w:sz w:val="18"/>
+        </w:rPr>
+        <w:t xml:space="preserve">   STEP 2 · THE LOOPHOLE, USED</w:t>
       </w:r>
     </w:p>
     <w:p>
       <w:r>
         <w:rPr>
-          <w:b/>
-          <w:color w:val="6A6256"/>
-          <w:sz w:val="17"/>
+          <w:b w:val="0"/>
+          <w:color w:val="1C1714"/>
+          <w:sz w:val="23"/>
         </w:rPr>
-        <w:t>THOMAS NAST, 1868</w:t>
+        <w:t>Poll taxes, literacy tests, and grandfather clauses never mentioned race. Why was that the whole point?</w:t>
       </w:r>
     </w:p>
     <w:p>
+      <w:pPr>
+        <w:spacing w:after="40"/>
+        <w:ind w:left="432"/>
+      </w:pPr>
       <w:r>
         <w:rPr>
-          <w:i/>
-          <w:color w:val="1C1714"/>
           <w:sz w:val="22"/>
         </w:rPr>
-        <w:t>Nast had warned years earlier of the coalition — ex-Confederates and their allies — standing on the back of a Black Union veteran. By the 1880s and 1890s, that vision had become law across the South.</w:t>
+        <w:t>☐  A.  to make voting easier</w:t>
       </w:r>
     </w:p>
     <w:p>
+      <w:pPr>
+        <w:spacing w:after="40"/>
+        <w:ind w:left="432"/>
+      </w:pPr>
       <w:r>
         <w:rPr>
-          <w:i/>
-          <w:color w:val="6A6256"/>
-          <w:sz w:val="17"/>
+          <w:sz w:val="22"/>
         </w:rPr>
-        <w:t>“This Is a White Man's Government” — wood engraving by Thomas Nast, Harper's Weekly, 1868, public domain (Library of Congress).</w:t>
+        <w:t>☐  B.  because they applied equally to everyone</w:t>
+      </w:r>
+    </w:p>
+    <w:p>
+      <w:pPr>
+        <w:spacing w:after="40"/>
+        <w:ind w:left="432"/>
+      </w:pPr>
+      <w:r>
+        <w:rPr>
+          <w:sz w:val="22"/>
+        </w:rPr>
+        <w:t>☐  C.  to disenfranchise Black voters while technically obeying the 15th Amendment</w:t>
+      </w:r>
+    </w:p>
+    <w:p>
+      <w:pPr>
+        <w:spacing w:after="40"/>
+        <w:ind w:left="432"/>
+      </w:pPr>
+      <w:r>
+        <w:rPr>
+          <w:sz w:val="22"/>
+        </w:rPr>
+        <w:t>☐  D.  they had nothing to do with voting</w:t>
       </w:r>
     </w:p>
     <w:p>
@@ -213,54 +418,65 @@
       <w:r>
         <w:rPr>
           <w:b/>
-          <w:color w:val="B1442F"/>
-          <w:sz w:val="28"/>
+          <w:color w:val="FFFFFF"/>
+          <w:sz w:val="20"/>
+          <w:shd w:val="clear" w:fill="B1442F"/>
         </w:rPr>
-        <w:t>Disenfranchisement</w:t>
+        <w:t xml:space="preserve">  QUESTION 3  </w:t>
+      </w:r>
+      <w:r>
+        <w:rPr>
+          <w:b/>
+          <w:color w:val="6A6256"/>
+          <w:sz w:val="18"/>
+        </w:rPr>
+        <w:t xml:space="preserve">   STEP 3 · “SEPARATE BUT EQUAL”</w:t>
       </w:r>
     </w:p>
     <w:p>
       <w:r>
         <w:rPr>
-          <w:b/>
-          <w:color w:val="6A6256"/>
-          <w:sz w:val="17"/>
+          <w:b w:val="0"/>
+          <w:color w:val="1C1714"/>
+          <w:sz w:val="23"/>
         </w:rPr>
-        <w:t>TAKING THE VOTE</w:t>
+        <w:t>Justice Harlan, dissenting in Plessy, called “equal” accommodations a “thin disguise.” What did he mean? Why was “separate but equal” almost never actually equal?</w:t>
       </w:r>
     </w:p>
     <w:p>
       <w:pPr>
-        <w:spacing w:after="80"/>
+        <w:spacing w:after="120"/>
       </w:pPr>
       <w:r>
         <w:rPr>
-          <w:color w:val="1C1714"/>
-          <w:sz w:val="23"/>
+          <w:color w:val="9A9286"/>
+          <w:sz w:val="22"/>
         </w:rPr>
-        <w:t>First, the Redeemers took back the vote. Remember the loophole in the Fifteenth Amendment? It banned denying the vote by race — so they used tools that never mentioned race: poll taxes (you had to pay to vote), literacy tests (rigged by white officials), and grandfather clauses (you could skip the tests only if your grandfather had voted — which no formerly enslaved person's had).</w:t>
+        <w:t>____________________________________________________________________________________________</w:t>
       </w:r>
     </w:p>
     <w:p>
       <w:pPr>
-        <w:spacing w:after="80"/>
+        <w:spacing w:after="120"/>
       </w:pPr>
       <w:r>
         <w:rPr>
-          <w:color w:val="1C1714"/>
-          <w:sz w:val="23"/>
+          <w:color w:val="9A9286"/>
+          <w:sz w:val="22"/>
         </w:rPr>
-        <w:t>The effect was staggering: Black voter registration in some states fell by more than 90%. The ballot that the Fifteenth Amendment had promised was all but gone.</w:t>
+        <w:t>____________________________________________________________________________________________</w:t>
       </w:r>
     </w:p>
     <w:p>
+      <w:pPr>
+        <w:spacing w:after="120"/>
+      </w:pPr>
       <w:r>
         <w:rPr>
-          <w:i/>
-          <w:color w:val="6A6256"/>
-          <w:sz w:val="17"/>
+          <w:color w:val="9A9286"/>
+          <w:sz w:val="22"/>
         </w:rPr>
-        <w:t>Redemption, 1869–77 — map, © ShadowDog Digital Studios (SDS Digital Collection).</w:t>
+        <w:t>____________________________________________________________________________________________</w:t>
       </w:r>
     </w:p>
     <w:p>
@@ -270,114 +486,91 @@
       <w:r>
         <w:rPr>
           <w:b/>
-          <w:color w:val="B1442F"/>
-          <w:sz w:val="28"/>
+          <w:color w:val="FFFFFF"/>
+          <w:sz w:val="20"/>
+          <w:shd w:val="clear" w:fill="B1442F"/>
         </w:rPr>
-        <w:t>Segregation Becomes Law</w:t>
+        <w:t xml:space="preserve">  QUESTION 4  </w:t>
+      </w:r>
+      <w:r>
+        <w:rPr>
+          <w:b/>
+          <w:color w:val="6A6256"/>
+          <w:sz w:val="18"/>
+        </w:rPr>
+        <w:t xml:space="preserve">   STEP 4 · NAME THE CHANGE</w:t>
       </w:r>
     </w:p>
     <w:p>
       <w:r>
         <w:rPr>
-          <w:b/>
-          <w:color w:val="6A6256"/>
-          <w:sz w:val="17"/>
+          <w:b w:val="0"/>
+          <w:color w:val="1C1714"/>
+          <w:sz w:val="23"/>
         </w:rPr>
-        <w:t>SEPARATE AND UNEQUAL</w:t>
+        <w:t>In three or four sentences, describe the change over time from the “second founding” to Jim Crow. How could the nation move so far, so fast — and why did the words in the Constitution not stop it?</w:t>
       </w:r>
     </w:p>
     <w:p>
       <w:pPr>
-        <w:spacing w:after="80"/>
+        <w:spacing w:after="120"/>
       </w:pPr>
       <w:r>
         <w:rPr>
-          <w:color w:val="1C1714"/>
-          <w:sz w:val="23"/>
+          <w:color w:val="9A9286"/>
+          <w:sz w:val="22"/>
         </w:rPr>
-        <w:t>Second, the Redeemers built segregation. Laws separated Black and white Americans in schools, trains, restaurants, parks — nearly everything. In Plessy v. Ferguson (1896), the Supreme Court blessed it with the doctrine of “separate but equal.” The facilities were separate; they were almost never equal.</w:t>
+        <w:t>____________________________________________________________________________________________</w:t>
       </w:r>
     </w:p>
     <w:p>
       <w:pPr>
-        <w:spacing w:after="80"/>
+        <w:spacing w:after="120"/>
       </w:pPr>
       <w:r>
         <w:rPr>
-          <w:color w:val="1C1714"/>
-          <w:sz w:val="23"/>
+          <w:color w:val="9A9286"/>
+          <w:sz w:val="22"/>
         </w:rPr>
-        <w:t>This was the change: in a single generation, the South had gone from Black senators and voters to a rigid caste system enforced by law and by terror.</w:t>
-      </w:r>
-    </w:p>
-    <w:p>
-      <w:r>
-        <w:rPr>
-          <w:b/>
-          <w:color w:val="6A6256"/>
-          <w:sz w:val="17"/>
-        </w:rPr>
-        <w:t>JUSTICE JOHN MARSHALL HARLAN, DISSENTING IN PLESSY · 1896</w:t>
+        <w:t>____________________________________________________________________________________________</w:t>
       </w:r>
     </w:p>
     <w:p>
       <w:pPr>
-        <w:spacing w:after="80"/>
+        <w:spacing w:after="120"/>
       </w:pPr>
       <w:r>
         <w:rPr>
-          <w:color w:val="1C1714"/>
-          <w:sz w:val="23"/>
+          <w:color w:val="9A9286"/>
+          <w:sz w:val="22"/>
         </w:rPr>
-        <w:t>Our Constitution is color-blind … The thin disguise of ‘equal’ accommodations … will not mislead any one.</w:t>
+        <w:t>____________________________________________________________________________________________</w:t>
       </w:r>
     </w:p>
     <w:p>
       <w:pPr>
-        <w:spacing w:after="80"/>
+        <w:spacing w:after="120"/>
       </w:pPr>
       <w:r>
         <w:rPr>
-          <w:color w:val="1C1714"/>
-          <w:sz w:val="23"/>
+          <w:color w:val="9A9286"/>
+          <w:sz w:val="22"/>
         </w:rPr>
-        <w:t>— JUSTICE JOHN MARSHALL HARLAN (THE LONE DISSENTER)</w:t>
+        <w:t>____________________________________________________________________________________________</w:t>
       </w:r>
     </w:p>
     <w:p>
       <w:pPr>
-        <w:spacing w:before="200"/>
+        <w:spacing w:after="120"/>
       </w:pPr>
       <w:r>
         <w:rPr>
-          <w:b/>
-          <w:color w:val="B1442F"/>
-          <w:sz w:val="28"/>
+          <w:color w:val="9A9286"/>
+          <w:sz w:val="22"/>
         </w:rPr>
-        <w:t>Measure the Change</w:t>
+        <w:t>____________________________________________________________________________________________</w:t>
       </w:r>
     </w:p>
-    <w:p>
-      <w:r>
-        <w:rPr>
-          <w:b/>
-          <w:color w:val="6A6256"/>
-          <w:sz w:val="17"/>
-        </w:rPr>
-        <w:t>YOUR TURN</w:t>
-      </w:r>
-    </w:p>
-    <w:p>
-      <w:r>
-        <w:rPr>
-          <w:i/>
-          <w:color w:val="1C1714"/>
-          <w:sz w:val="22"/>
-        </w:rPr>
-        <w:t>You'll compare Reconstruction's high point with the Jim Crow system that replaced it, and practice change over time — naming exactly what was lost, and how.</w:t>
-      </w:r>
-    </w:p>
-    <w:p/>
     <w:p>
       <w:pPr>
         <w:jc w:val="center"/>
@@ -390,9 +583,160 @@
         <w:t>Promise &amp; Practice · ShadowDog Digital Studios · Unit 2</w:t>
       </w:r>
     </w:p>
+    <w:p>
+      <w:r>
+        <w:br w:type="page"/>
+      </w:r>
+    </w:p>
+    <w:tbl>
+      <w:tblPr>
+        <w:tblW w:type="auto" w:w="0"/>
+        <w:tblLayout w:type="autofit"/>
+        <w:tblLook w:firstColumn="1" w:firstRow="1" w:lastColumn="0" w:lastRow="0" w:noHBand="0" w:noVBand="1" w:val="04A0"/>
+      </w:tblPr>
+      <w:tblGrid>
+        <w:gridCol w:w="10224"/>
+      </w:tblGrid>
+      <w:tr>
+        <w:tc>
+          <w:tcPr>
+            <w:tcW w:type="dxa" w:w="10224"/>
+            <w:shd w:val="clear" w:fill="2c2219"/>
+          </w:tcPr>
+          <w:p>
+            <w:r>
+              <w:rPr>
+                <w:b/>
+                <w:color w:val="F0A184"/>
+                <w:sz w:val="28"/>
+              </w:rPr>
+              <w:t>TEACHER ANSWER KEY  —  The Birth of Jim Crow — A House Divided</w:t>
+            </w:r>
+          </w:p>
+        </w:tc>
+      </w:tr>
+    </w:tbl>
+    <w:p/>
+    <w:p>
+      <w:r>
+        <w:rPr>
+          <w:b/>
+          <w:color w:val="B1442F"/>
+          <w:sz w:val="22"/>
+        </w:rPr>
+        <w:t xml:space="preserve">QUESTION 1:  </w:t>
+      </w:r>
+      <w:r>
+        <w:rPr>
+          <w:sz w:val="22"/>
+        </w:rPr>
+        <w:t>Open response.</w:t>
+      </w:r>
+    </w:p>
+    <w:p>
+      <w:pPr>
+        <w:ind w:left="432"/>
+      </w:pPr>
+      <w:r>
+        <w:rPr>
+          <w:i/>
+          <w:color w:val="6A6256"/>
+          <w:sz w:val="21"/>
+        </w:rPr>
+        <w:t>Look for a response along the lines of: “At the high point…; under Jim Crow…”</w:t>
+      </w:r>
+    </w:p>
+    <w:p>
+      <w:r>
+        <w:rPr>
+          <w:b/>
+          <w:color w:val="B1442F"/>
+          <w:sz w:val="22"/>
+        </w:rPr>
+        <w:t xml:space="preserve">QUESTION 2:  </w:t>
+      </w:r>
+      <w:r>
+        <w:rPr>
+          <w:b/>
+          <w:sz w:val="22"/>
+        </w:rPr>
+        <w:t>Correct — C. to disenfranchise Black voters while technically obeying the 15th Amendment</w:t>
+      </w:r>
+    </w:p>
+    <w:p>
+      <w:pPr>
+        <w:ind w:left="432"/>
+      </w:pPr>
+      <w:r>
+        <w:rPr>
+          <w:i/>
+          <w:color w:val="6A6256"/>
+          <w:sz w:val="21"/>
+        </w:rPr>
+        <w:t>Right. Because the 15th Amendment only banned denying the vote ‘on account of race,’ these race-neutral-sounding rules could disenfranchise Black voters while technically obeying the Constitution.</w:t>
+      </w:r>
+    </w:p>
+    <w:p>
+      <w:r>
+        <w:rPr>
+          <w:b/>
+          <w:color w:val="B1442F"/>
+          <w:sz w:val="22"/>
+        </w:rPr>
+        <w:t xml:space="preserve">QUESTION 3:  </w:t>
+      </w:r>
+      <w:r>
+        <w:rPr>
+          <w:sz w:val="22"/>
+        </w:rPr>
+        <w:t>Open response.</w:t>
+      </w:r>
+    </w:p>
+    <w:p>
+      <w:pPr>
+        <w:ind w:left="432"/>
+      </w:pPr>
+      <w:r>
+        <w:rPr>
+          <w:i/>
+          <w:color w:val="6A6256"/>
+          <w:sz w:val="21"/>
+        </w:rPr>
+        <w:t>Look for a response along the lines of: “Harlan meant…; in practice the facilities were…”</w:t>
+      </w:r>
+    </w:p>
+    <w:p>
+      <w:r>
+        <w:rPr>
+          <w:b/>
+          <w:color w:val="B1442F"/>
+          <w:sz w:val="22"/>
+        </w:rPr>
+        <w:t xml:space="preserve">QUESTION 4:  </w:t>
+      </w:r>
+      <w:r>
+        <w:rPr>
+          <w:sz w:val="22"/>
+        </w:rPr>
+        <w:t>Open response.</w:t>
+      </w:r>
+    </w:p>
+    <w:p>
+      <w:pPr>
+        <w:ind w:left="432"/>
+      </w:pPr>
+      <w:r>
+        <w:rPr>
+          <w:i/>
+          <w:color w:val="6A6256"/>
+          <w:sz w:val="21"/>
+        </w:rPr>
+        <w:t>Look for a response along the lines of: “In one generation the South went from ___ to ___, because…”</w:t>
+      </w:r>
+    </w:p>
     <w:sectPr>
       <w:pgSz w:w="12240" w:h="15840"/>
-      <w:pgMar w:top="1152" w:right="1152" w:bottom="1152" w:left="1152" w:header="720" w:footer="720" w:gutter="0"/>
+      <w:pgMar w:top="1008" w:right="1008" w:bottom="1008" w:left="1008" w:header="720" w:footer="720" w:gutter="0"/>
       <w:cols w:space="720"/>
       <w:docGrid w:linePitch="360"/>
     </w:sectPr>
